--- a/40_AWS/05_改修資料/KSM_AWS_MOD_014_改修指示書_PRD_STG環境切替_ja_vi.docx
+++ b/40_AWS/05_改修資料/KSM_AWS_MOD_014_改修指示書_PRD_STG環境切替_ja_vi.docx
@@ -80,7 +80,7 @@
           <w:sz w:val="24"/>
           <w:szCs w:val="24"/>
         </w:rPr>
-        <w:t xml:space="preserve">■ ① 文書情報</w:t>
+        <w:t xml:space="preserve">■ 文書情報</w:t>
       </w:r>
       <w:r>
         <w:br/>
@@ -1310,7 +1310,7 @@
           <w:sz w:val="24"/>
           <w:szCs w:val="24"/>
         </w:rPr>
-        <w:t xml:space="preserve">■ ② 改修概要</w:t>
+        <w:t xml:space="preserve">■ 改修概要</w:t>
       </w:r>
       <w:r>
         <w:br/>
@@ -1413,76 +1413,115 @@
         <w:t xml:space="preserve">lファイルで一元管理する。</w:t>
       </w:r>
     </w:p>
-    <w:p>
-      <w:pPr>
-        <w:spacing w:before="100" w:after="100"/>
-      </w:pPr>
-      <w:r>
-        <w:rPr>
-          <w:rFonts w:ascii="BIZ UDPGothic" w:cs="BIZ UDPGothic" w:eastAsia="BIZ UDPGothic" w:hAnsi="BIZ UDPGothic"/>
-          <w:color w:val="404040"/>
-          <w:sz w:val="18"/>
-          <w:szCs w:val="18"/>
-        </w:rPr>
-        <w:t xml:space="preserve">Dockerfile に</w:t>
-      </w:r>
-    </w:p>
-    <w:p>
-      <w:pPr>
-        <w:spacing w:before="100" w:after="100"/>
-      </w:pPr>
-      <w:r>
-        <w:rPr>
-          <w:rFonts w:ascii="BIZ UDPGothic" w:cs="BIZ UDPGothic" w:eastAsia="BIZ UDPGothic" w:hAnsi="BIZ UDPGothic"/>
-          <w:color w:val="404040"/>
-          <w:sz w:val="18"/>
-          <w:szCs w:val="18"/>
-        </w:rPr>
-        <w:t xml:space="preserve">SPRING_PROFILES_ACTIVE</w:t>
-      </w:r>
-    </w:p>
-    <w:p>
-      <w:pPr>
-        <w:spacing w:before="100" w:after="100"/>
-      </w:pPr>
-      <w:r>
-        <w:rPr>
-          <w:rFonts w:ascii="BIZ UDPGothic" w:cs="BIZ UDPGothic" w:eastAsia="BIZ UDPGothic" w:hAnsi="BIZ UDPGothic"/>
-          <w:color w:val="404040"/>
-          <w:sz w:val="18"/>
-          <w:szCs w:val="18"/>
-        </w:rPr>
-        <w:t xml:space="preserve">環境変数を追加。 EC2</w:t>
-      </w:r>
-    </w:p>
-    <w:p>
-      <w:pPr>
-        <w:spacing w:before="100" w:after="100"/>
-      </w:pPr>
-      <w:r>
-        <w:rPr>
-          <w:rFonts w:ascii="BIZ UDPGothic" w:cs="BIZ UDPGothic" w:eastAsia="BIZ UDPGothic" w:hAnsi="BIZ UDPGothic"/>
-          <w:color w:val="404040"/>
-          <w:sz w:val="18"/>
-          <w:szCs w:val="18"/>
-        </w:rPr>
-        <w:t xml:space="preserve">の環境変数を整</w:t>
-      </w:r>
-    </w:p>
-    <w:p>
-      <w:pPr>
-        <w:spacing w:before="100" w:after="100"/>
-      </w:pPr>
-      <w:r>
-        <w:rPr>
-          <w:rFonts w:ascii="BIZ UDPGothic" w:cs="BIZ UDPGothic" w:eastAsia="BIZ UDPGothic" w:hAnsi="BIZ UDPGothic"/>
-          <w:color w:val="404040"/>
-          <w:sz w:val="18"/>
-          <w:szCs w:val="18"/>
-        </w:rPr>
-        <w:t xml:space="preserve">理して切り替えを明確化。</w:t>
-      </w:r>
-    </w:p>
+    <w:tbl>
+      <w:tblPr>
+        <w:tblW w:type="dxa" w:w="9506"/>
+        <w:tblBorders>
+          <w:top w:val="single" w:color="CCCCCC" w:sz="4"/>
+          <w:left w:val="single" w:color="CCCCCC" w:sz="4"/>
+          <w:bottom w:val="single" w:color="CCCCCC" w:sz="4"/>
+          <w:right w:val="single" w:color="CCCCCC" w:sz="4"/>
+          <w:insideH w:val="single" w:color="auto" w:sz="4"/>
+          <w:insideV w:val="single" w:color="auto" w:sz="4"/>
+        </w:tblBorders>
+      </w:tblPr>
+      <w:tblGrid>
+        <w:gridCol w:w="9506"/>
+      </w:tblGrid>
+      <w:tr>
+        <w:trPr>
+          <w:cantSplit/>
+        </w:trPr>
+        <w:tc>
+          <w:tcPr>
+            <w:tcW w:type="dxa" w:w="9506"/>
+            <w:tcBorders>
+              <w:top w:val="single" w:color="CCCCCC" w:sz="4"/>
+              <w:left w:val="single" w:color="CCCCCC" w:sz="4"/>
+              <w:bottom w:val="single" w:color="CCCCCC" w:sz="4"/>
+              <w:right w:val="single" w:color="CCCCCC" w:sz="4"/>
+            </w:tcBorders>
+            <w:shd w:fill="F5F5F5" w:val="clear"/>
+            <w:tcMar>
+              <w:top w:type="dxa" w:w="80"/>
+              <w:left w:type="dxa" w:w="200"/>
+              <w:bottom w:type="dxa" w:w="80"/>
+              <w:right w:type="dxa" w:w="200"/>
+            </w:tcMar>
+          </w:tcPr>
+          <w:p>
+            <w:pPr>
+              <w:spacing w:before="0" w:after="0"/>
+            </w:pPr>
+            <w:r>
+              <w:rPr>
+                <w:rFonts w:ascii="Courier New" w:cs="Courier New" w:eastAsia="Courier New" w:hAnsi="Courier New"/>
+                <w:color w:val="404040"/>
+                <w:sz w:val="16"/>
+                <w:szCs w:val="16"/>
+              </w:rPr>
+              <w:t xml:space="preserve">Dockerfile に</w:t>
+            </w:r>
+          </w:p>
+          <w:p>
+            <w:pPr>
+              <w:spacing w:before="0" w:after="0"/>
+            </w:pPr>
+            <w:r>
+              <w:rPr>
+                <w:rFonts w:ascii="Courier New" w:cs="Courier New" w:eastAsia="Courier New" w:hAnsi="Courier New"/>
+                <w:color w:val="404040"/>
+                <w:sz w:val="16"/>
+                <w:szCs w:val="16"/>
+              </w:rPr>
+              <w:t xml:space="preserve">SPRING_PROFILES_ACTIVE</w:t>
+            </w:r>
+          </w:p>
+          <w:p>
+            <w:pPr>
+              <w:spacing w:before="0" w:after="0"/>
+            </w:pPr>
+            <w:r>
+              <w:rPr>
+                <w:rFonts w:ascii="Courier New" w:cs="Courier New" w:eastAsia="Courier New" w:hAnsi="Courier New"/>
+                <w:color w:val="404040"/>
+                <w:sz w:val="16"/>
+                <w:szCs w:val="16"/>
+              </w:rPr>
+              <w:t xml:space="preserve">環境変数を追加。 EC2</w:t>
+            </w:r>
+          </w:p>
+          <w:p>
+            <w:pPr>
+              <w:spacing w:before="0" w:after="0"/>
+            </w:pPr>
+            <w:r>
+              <w:rPr>
+                <w:rFonts w:ascii="Courier New" w:cs="Courier New" w:eastAsia="Courier New" w:hAnsi="Courier New"/>
+                <w:color w:val="404040"/>
+                <w:sz w:val="16"/>
+                <w:szCs w:val="16"/>
+              </w:rPr>
+              <w:t xml:space="preserve">の環境変数を整</w:t>
+            </w:r>
+          </w:p>
+          <w:p>
+            <w:pPr>
+              <w:spacing w:before="0" w:after="0"/>
+            </w:pPr>
+            <w:r>
+              <w:rPr>
+                <w:rFonts w:ascii="Courier New" w:cs="Courier New" w:eastAsia="Courier New" w:hAnsi="Courier New"/>
+                <w:color w:val="404040"/>
+                <w:sz w:val="16"/>
+                <w:szCs w:val="16"/>
+              </w:rPr>
+              <w:t xml:space="preserve">理して切り替えを明確化。</w:t>
+            </w:r>
+          </w:p>
+        </w:tc>
+      </w:tr>
+    </w:tbl>
     <w:p>
       <w:pPr>
         <w:spacing w:before="100" w:after="100"/>
@@ -1569,7 +1608,7 @@
           <w:sz w:val="24"/>
           <w:szCs w:val="24"/>
         </w:rPr>
-        <w:t xml:space="preserve">■ ③ 対象ファイル</w:t>
+        <w:t xml:space="preserve">■ 対象ファイル</w:t>
       </w:r>
       <w:r>
         <w:br/>
@@ -1597,34 +1636,6 @@
           <w:sz w:val="18"/>
           <w:szCs w:val="18"/>
         </w:rPr>
-        <w:t xml:space="preserve">\-\-\-\-\-\-\-\-\-\-\-\-\-\-\-\--</w:t>
-      </w:r>
-    </w:p>
-    <w:p>
-      <w:pPr>
-        <w:spacing w:before="100" w:after="100"/>
-      </w:pPr>
-      <w:r>
-        <w:rPr>
-          <w:rFonts w:ascii="BIZ UDPGothic" w:cs="BIZ UDPGothic" w:eastAsia="BIZ UDPGothic" w:hAnsi="BIZ UDPGothic"/>
-          <w:color w:val="404040"/>
-          <w:sz w:val="18"/>
-          <w:szCs w:val="18"/>
-        </w:rPr>
-        <w:t xml:space="preserve">\-\-\-\-\-\-\-\-\-\-\-\-\-\-\-\-\-\-\-\-\-\-\-\-\-\-\-\-\-\-\-\-\-\-\-\-\-\-\-\-\-\-\-\-\-\-\-\-\-\-\-\--</w:t>
-      </w:r>
-    </w:p>
-    <w:p>
-      <w:pPr>
-        <w:spacing w:before="100" w:after="100"/>
-      </w:pPr>
-      <w:r>
-        <w:rPr>
-          <w:rFonts w:ascii="BIZ UDPGothic" w:cs="BIZ UDPGothic" w:eastAsia="BIZ UDPGothic" w:hAnsi="BIZ UDPGothic"/>
-          <w:color w:val="404040"/>
-          <w:sz w:val="18"/>
-          <w:szCs w:val="18"/>
-        </w:rPr>
         <w:t xml:space="preserve">種別 ファイルパス</w:t>
       </w:r>
     </w:p>
@@ -1696,34 +1707,6 @@
           <w:szCs w:val="18"/>
         </w:rPr>
         <w:t xml:space="preserve">修正 Dockerfile</w:t>
-      </w:r>
-    </w:p>
-    <w:p>
-      <w:pPr>
-        <w:spacing w:before="100" w:after="100"/>
-      </w:pPr>
-      <w:r>
-        <w:rPr>
-          <w:rFonts w:ascii="BIZ UDPGothic" w:cs="BIZ UDPGothic" w:eastAsia="BIZ UDPGothic" w:hAnsi="BIZ UDPGothic"/>
-          <w:color w:val="404040"/>
-          <w:sz w:val="18"/>
-          <w:szCs w:val="18"/>
-        </w:rPr>
-        <w:t xml:space="preserve">\-\-\-\-\-\-\-\-\-\-\-\-\-\-\-\--</w:t>
-      </w:r>
-    </w:p>
-    <w:p>
-      <w:pPr>
-        <w:spacing w:before="100" w:after="100"/>
-      </w:pPr>
-      <w:r>
-        <w:rPr>
-          <w:rFonts w:ascii="BIZ UDPGothic" w:cs="BIZ UDPGothic" w:eastAsia="BIZ UDPGothic" w:hAnsi="BIZ UDPGothic"/>
-          <w:color w:val="404040"/>
-          <w:sz w:val="18"/>
-          <w:szCs w:val="18"/>
-        </w:rPr>
-        <w:t xml:space="preserve">\-\-\-\-\-\-\-\-\-\-\-\-\-\-\-\-\-\-\-\-\-\-\-\-\-\-\-\-\-\-\-\-\-\-\-\-\-\-\-\-\-\-\-\-\-\-\-\-\-\-\-\--</w:t>
       </w:r>
     </w:p>
     <w:p>
@@ -1742,7 +1725,7 @@
           <w:sz w:val="24"/>
           <w:szCs w:val="24"/>
         </w:rPr>
-        <w:t xml:space="preserve">■ ④ 改修内容</w:t>
+        <w:t xml:space="preserve">■ 改修内容</w:t>
       </w:r>
       <w:r>
         <w:br/>
@@ -4277,7 +4260,7 @@
           <w:sz w:val="24"/>
           <w:szCs w:val="24"/>
         </w:rPr>
-        <w:t xml:space="preserve">■ ⑦-補 デプロイ時確認・注意事項</w:t>
+        <w:t xml:space="preserve">■ デプロイ時確認・注意事項</w:t>
       </w:r>
       <w:r>
         <w:br/>
@@ -4576,7 +4559,7 @@
           <w:sz w:val="24"/>
           <w:szCs w:val="24"/>
         </w:rPr>
-        <w:t xml:space="preserve">■ ⑧ テスト手順・結果</w:t>
+        <w:t xml:space="preserve">■ テスト手順・結果</w:t>
       </w:r>
       <w:r>
         <w:br/>
@@ -5581,7 +5564,7 @@
           <w:sz w:val="24"/>
           <w:szCs w:val="24"/>
         </w:rPr>
-        <w:t xml:space="preserve">■ ⑨ 改廃履歴</w:t>
+        <w:t xml:space="preserve">■ 改廃履歴</w:t>
       </w:r>
       <w:r>
         <w:br/>

--- a/40_AWS/05_改修資料/KSM_AWS_MOD_014_改修指示書_PRD_STG環境切替_ja_vi.docx
+++ b/40_AWS/05_改修資料/KSM_AWS_MOD_014_改修指示書_PRD_STG環境切替_ja_vi.docx
@@ -7397,6 +7397,1464 @@
         <w:t xml:space="preserve">テスト完了後、上記テスト手順・報告欄の結果（OK/NG）を記入し、本ドキュメントを承認者に提出すること。</w:t>
       </w:r>
     </w:p>
+    <w:p>
+      <w:pPr>
+        <w:pBdr>
+          <w:left w:val="thick" w:color="C8102E" w:sz="20" w:space="6"/>
+        </w:pBdr>
+        <w:spacing w:before="280" w:after="100"/>
+      </w:pPr>
+      <w:r>
+        <w:rPr>
+          <w:rFonts w:ascii="BIZ UDPGothic" w:cs="BIZ UDPGothic" w:eastAsia="BIZ UDPGothic" w:hAnsi="BIZ UDPGothic"/>
+          <w:b/>
+          <w:bCs/>
+          <w:color w:val="C8102E"/>
+          <w:sz w:val="24"/>
+          <w:szCs w:val="24"/>
+        </w:rPr>
+        <w:t xml:space="preserve">■ デプロイ時確認・注意事項</w:t>
+      </w:r>
+      <w:r>
+        <w:br/>
+      </w:r>
+      <w:r>
+        <w:rPr>
+          <w:rFonts w:ascii="BIZ UDPGothic" w:cs="BIZ UDPGothic" w:eastAsia="BIZ UDPGothic" w:hAnsi="BIZ UDPGothic"/>
+          <w:i/>
+          <w:iCs/>
+          <w:color w:val="AA3344"/>
+          <w:sz w:val="17"/>
+          <w:szCs w:val="17"/>
+        </w:rPr>
+        <w:t xml:space="preserve">　Lưu Ý &amp; Xác Nhận Khi Triển Khai</w:t>
+      </w:r>
+    </w:p>
+    <w:p>
+      <w:pPr>
+        <w:spacing w:before="100" w:after="100"/>
+      </w:pPr>
+      <w:r>
+        <w:rPr>
+          <w:rFonts w:ascii="BIZ UDPGothic" w:cs="BIZ UDPGothic" w:eastAsia="BIZ UDPGothic" w:hAnsi="BIZ UDPGothic"/>
+          <w:color w:val="404040"/>
+          <w:sz w:val="18"/>
+          <w:szCs w:val="18"/>
+        </w:rPr>
+        <w:t xml:space="preserve">本改修のデプロイにあたり、以下の8項目を事前・事後に確認すること。</w:t>
+      </w:r>
+      <w:r>
+        <w:br/>
+      </w:r>
+      <w:r>
+        <w:rPr>
+          <w:rFonts w:ascii="BIZ UDPGothic" w:cs="BIZ UDPGothic" w:eastAsia="BIZ UDPGothic" w:hAnsi="BIZ UDPGothic"/>
+          <w:i/>
+          <w:iCs/>
+          <w:color w:val="777777"/>
+          <w:sz w:val="16"/>
+          <w:szCs w:val="16"/>
+        </w:rPr>
+        <w:t xml:space="preserve">/ Khi triển khai sửa đổi này, cần xác nhận 8 hạng mục dưới đây trước và sau khi deploy.</w:t>
+      </w:r>
+    </w:p>
+    <w:tbl>
+      <w:tblPr>
+        <w:tblW w:type="dxa" w:w="9506"/>
+        <w:tblBorders>
+          <w:top w:val="single" w:color="CCCCCC" w:sz="4"/>
+          <w:left w:val="single" w:color="CCCCCC" w:sz="4"/>
+          <w:bottom w:val="single" w:color="CCCCCC" w:sz="4"/>
+          <w:right w:val="single" w:color="CCCCCC" w:sz="4"/>
+          <w:insideH w:val="single" w:color="auto" w:sz="4"/>
+          <w:insideV w:val="single" w:color="auto" w:sz="4"/>
+        </w:tblBorders>
+      </w:tblPr>
+      <w:tblGrid>
+        <w:gridCol w:w="400"/>
+        <w:gridCol w:w="2200"/>
+        <w:gridCol w:w="6906"/>
+      </w:tblGrid>
+      <w:tr>
+        <w:trPr>
+          <w:cantSplit/>
+          <w:tblHeader/>
+        </w:trPr>
+        <w:tc>
+          <w:tcPr>
+            <w:tcW w:type="dxa" w:w="400"/>
+            <w:tcBorders>
+              <w:top w:val="single" w:color="CCCCCC" w:sz="4"/>
+              <w:left w:val="single" w:color="CCCCCC" w:sz="4"/>
+              <w:bottom w:val="single" w:color="CCCCCC" w:sz="4"/>
+              <w:right w:val="single" w:color="CCCCCC" w:sz="4"/>
+            </w:tcBorders>
+            <w:shd w:fill="E8E8E8" w:val="clear"/>
+            <w:tcMar>
+              <w:top w:type="dxa" w:w="80"/>
+              <w:left w:type="dxa" w:w="120"/>
+              <w:bottom w:type="dxa" w:w="80"/>
+              <w:right w:type="dxa" w:w="120"/>
+            </w:tcMar>
+            <w:vAlign w:val="center"/>
+          </w:tcPr>
+          <w:p>
+            <w:pPr>
+              <w:jc w:val="center"/>
+            </w:pPr>
+            <w:r>
+              <w:rPr>
+                <w:rFonts w:ascii="BIZ UDPGothic" w:cs="BIZ UDPGothic" w:eastAsia="BIZ UDPGothic" w:hAnsi="BIZ UDPGothic"/>
+                <w:b/>
+                <w:bCs/>
+                <w:color w:val="000000"/>
+                <w:sz w:val="18"/>
+                <w:szCs w:val="18"/>
+              </w:rPr>
+              <w:t xml:space="preserve">No.</w:t>
+            </w:r>
+          </w:p>
+        </w:tc>
+        <w:tc>
+          <w:tcPr>
+            <w:tcW w:type="dxa" w:w="2200"/>
+            <w:tcBorders>
+              <w:top w:val="single" w:color="CCCCCC" w:sz="4"/>
+              <w:left w:val="single" w:color="CCCCCC" w:sz="4"/>
+              <w:bottom w:val="single" w:color="CCCCCC" w:sz="4"/>
+              <w:right w:val="single" w:color="CCCCCC" w:sz="4"/>
+            </w:tcBorders>
+            <w:shd w:fill="E8E8E8" w:val="clear"/>
+            <w:tcMar>
+              <w:top w:type="dxa" w:w="80"/>
+              <w:left w:type="dxa" w:w="120"/>
+              <w:bottom w:type="dxa" w:w="80"/>
+              <w:right w:type="dxa" w:w="120"/>
+            </w:tcMar>
+            <w:vAlign w:val="center"/>
+          </w:tcPr>
+          <w:p>
+            <w:pPr>
+              <w:jc w:val="left"/>
+            </w:pPr>
+            <w:r>
+              <w:rPr>
+                <w:rFonts w:ascii="BIZ UDPGothic" w:cs="BIZ UDPGothic" w:eastAsia="BIZ UDPGothic" w:hAnsi="BIZ UDPGothic"/>
+                <w:b/>
+                <w:bCs/>
+                <w:color w:val="000000"/>
+                <w:sz w:val="18"/>
+                <w:szCs w:val="18"/>
+              </w:rPr>
+              <w:t xml:space="preserve">項目</w:t>
+            </w:r>
+            <w:r>
+              <w:rPr>
+                <w:rFonts w:ascii="BIZ UDPGothic" w:cs="BIZ UDPGothic" w:eastAsia="BIZ UDPGothic" w:hAnsi="BIZ UDPGothic"/>
+                <w:i/>
+                <w:iCs/>
+                <w:color w:val="888888"/>
+                <w:sz w:val="16"/>
+                <w:szCs w:val="16"/>
+              </w:rPr>
+              <w:t xml:space="preserve"> / </w:t>
+            </w:r>
+            <w:r>
+              <w:rPr>
+                <w:rFonts w:ascii="BIZ UDPGothic" w:cs="BIZ UDPGothic" w:eastAsia="BIZ UDPGothic" w:hAnsi="BIZ UDPGothic"/>
+                <w:i/>
+                <w:iCs/>
+                <w:color w:val="888888"/>
+                <w:sz w:val="16"/>
+                <w:szCs w:val="16"/>
+              </w:rPr>
+              <w:t xml:space="preserve">Hạng mục</w:t>
+            </w:r>
+          </w:p>
+        </w:tc>
+        <w:tc>
+          <w:tcPr>
+            <w:tcW w:type="dxa" w:w="6906"/>
+            <w:tcBorders>
+              <w:top w:val="single" w:color="CCCCCC" w:sz="4"/>
+              <w:left w:val="single" w:color="CCCCCC" w:sz="4"/>
+              <w:bottom w:val="single" w:color="CCCCCC" w:sz="4"/>
+              <w:right w:val="single" w:color="CCCCCC" w:sz="4"/>
+            </w:tcBorders>
+            <w:shd w:fill="E8E8E8" w:val="clear"/>
+            <w:tcMar>
+              <w:top w:type="dxa" w:w="80"/>
+              <w:left w:type="dxa" w:w="120"/>
+              <w:bottom w:type="dxa" w:w="80"/>
+              <w:right w:type="dxa" w:w="120"/>
+            </w:tcMar>
+            <w:vAlign w:val="center"/>
+          </w:tcPr>
+          <w:p>
+            <w:pPr>
+              <w:jc w:val="left"/>
+            </w:pPr>
+            <w:r>
+              <w:rPr>
+                <w:rFonts w:ascii="BIZ UDPGothic" w:cs="BIZ UDPGothic" w:eastAsia="BIZ UDPGothic" w:hAnsi="BIZ UDPGothic"/>
+                <w:b/>
+                <w:bCs/>
+                <w:color w:val="000000"/>
+                <w:sz w:val="18"/>
+                <w:szCs w:val="18"/>
+              </w:rPr>
+              <w:t xml:space="preserve">確認・注意事項</w:t>
+            </w:r>
+            <w:r>
+              <w:rPr>
+                <w:rFonts w:ascii="BIZ UDPGothic" w:cs="BIZ UDPGothic" w:eastAsia="BIZ UDPGothic" w:hAnsi="BIZ UDPGothic"/>
+                <w:i/>
+                <w:iCs/>
+                <w:color w:val="888888"/>
+                <w:sz w:val="16"/>
+                <w:szCs w:val="16"/>
+              </w:rPr>
+              <w:t xml:space="preserve"> / </w:t>
+            </w:r>
+            <w:r>
+              <w:rPr>
+                <w:rFonts w:ascii="BIZ UDPGothic" w:cs="BIZ UDPGothic" w:eastAsia="BIZ UDPGothic" w:hAnsi="BIZ UDPGothic"/>
+                <w:i/>
+                <w:iCs/>
+                <w:color w:val="888888"/>
+                <w:sz w:val="16"/>
+                <w:szCs w:val="16"/>
+              </w:rPr>
+              <w:t xml:space="preserve">Xác nhận &amp; Lưu ý</w:t>
+            </w:r>
+          </w:p>
+        </w:tc>
+      </w:tr>
+      <w:tr>
+        <w:trPr>
+          <w:cantSplit/>
+        </w:trPr>
+        <w:tc>
+          <w:tcPr>
+            <w:tcW w:type="dxa" w:w="400"/>
+            <w:tcBorders>
+              <w:top w:val="single" w:color="CCCCCC" w:sz="4"/>
+              <w:left w:val="single" w:color="CCCCCC" w:sz="4"/>
+              <w:bottom w:val="single" w:color="CCCCCC" w:sz="4"/>
+              <w:right w:val="single" w:color="CCCCCC" w:sz="4"/>
+            </w:tcBorders>
+            <w:shd w:fill="FFFFFF" w:val="clear"/>
+            <w:tcMar>
+              <w:top w:type="dxa" w:w="80"/>
+              <w:left w:type="dxa" w:w="120"/>
+              <w:bottom w:type="dxa" w:w="80"/>
+              <w:right w:type="dxa" w:w="120"/>
+            </w:tcMar>
+            <w:vAlign w:val="center"/>
+          </w:tcPr>
+          <w:p>
+            <w:pPr>
+              <w:jc w:val="center"/>
+            </w:pPr>
+            <w:r>
+              <w:rPr>
+                <w:rFonts w:ascii="BIZ UDPGothic" w:cs="BIZ UDPGothic" w:eastAsia="BIZ UDPGothic" w:hAnsi="BIZ UDPGothic"/>
+                <w:b w:val="false"/>
+                <w:bCs w:val="false"/>
+                <w:color w:val="404040"/>
+                <w:sz w:val="18"/>
+                <w:szCs w:val="18"/>
+              </w:rPr>
+              <w:t xml:space="preserve">1</w:t>
+            </w:r>
+          </w:p>
+        </w:tc>
+        <w:tc>
+          <w:tcPr>
+            <w:tcW w:type="dxa" w:w="2200"/>
+            <w:tcBorders>
+              <w:top w:val="single" w:color="CCCCCC" w:sz="4"/>
+              <w:left w:val="single" w:color="CCCCCC" w:sz="4"/>
+              <w:bottom w:val="single" w:color="CCCCCC" w:sz="4"/>
+              <w:right w:val="single" w:color="CCCCCC" w:sz="4"/>
+            </w:tcBorders>
+            <w:shd w:fill="FFFFFF" w:val="clear"/>
+            <w:tcMar>
+              <w:top w:type="dxa" w:w="80"/>
+              <w:left w:type="dxa" w:w="120"/>
+              <w:bottom w:type="dxa" w:w="80"/>
+              <w:right w:type="dxa" w:w="120"/>
+            </w:tcMar>
+          </w:tcPr>
+          <w:p>
+            <w:pPr>
+              <w:spacing w:before="0" w:after="0"/>
+            </w:pPr>
+            <w:r>
+              <w:rPr>
+                <w:rFonts w:ascii="BIZ UDPGothic" w:cs="BIZ UDPGothic" w:eastAsia="BIZ UDPGothic" w:hAnsi="BIZ UDPGothic"/>
+                <w:color w:val="404040"/>
+                <w:sz w:val="18"/>
+                <w:szCs w:val="18"/>
+              </w:rPr>
+              <w:t xml:space="preserve">[事前] ロールバック計画</w:t>
+            </w:r>
+          </w:p>
+          <w:p>
+            <w:pPr>
+              <w:spacing w:before="0" w:after="0"/>
+            </w:pPr>
+            <w:r>
+              <w:rPr>
+                <w:rFonts w:ascii="BIZ UDPGothic" w:cs="BIZ UDPGothic" w:eastAsia="BIZ UDPGothic" w:hAnsi="BIZ UDPGothic"/>
+                <w:color w:val="404040"/>
+                <w:sz w:val="18"/>
+                <w:szCs w:val="18"/>
+              </w:rPr>
+              <w:t xml:space="preserve">/ Kế hoạch rollback</w:t>
+            </w:r>
+          </w:p>
+        </w:tc>
+        <w:tc>
+          <w:tcPr>
+            <w:tcW w:type="dxa" w:w="6906"/>
+            <w:tcBorders>
+              <w:top w:val="single" w:color="CCCCCC" w:sz="4"/>
+              <w:left w:val="single" w:color="CCCCCC" w:sz="4"/>
+              <w:bottom w:val="single" w:color="CCCCCC" w:sz="4"/>
+              <w:right w:val="single" w:color="CCCCCC" w:sz="4"/>
+            </w:tcBorders>
+            <w:shd w:fill="FFFFFF" w:val="clear"/>
+            <w:tcMar>
+              <w:top w:type="dxa" w:w="80"/>
+              <w:left w:type="dxa" w:w="120"/>
+              <w:bottom w:type="dxa" w:w="80"/>
+              <w:right w:type="dxa" w:w="120"/>
+            </w:tcMar>
+          </w:tcPr>
+          <w:p>
+            <w:pPr>
+              <w:spacing w:before="0" w:after="0"/>
+            </w:pPr>
+            <w:r>
+              <w:rPr>
+                <w:rFonts w:ascii="BIZ UDPGothic" w:cs="BIZ UDPGothic" w:eastAsia="BIZ UDPGothic" w:hAnsi="BIZ UDPGothic"/>
+                <w:color w:val="404040"/>
+                <w:sz w:val="18"/>
+                <w:szCs w:val="18"/>
+              </w:rPr>
+              <w:t xml:space="preserve">環境変数を変更前の値に戻す</w:t>
+            </w:r>
+          </w:p>
+          <w:p>
+            <w:pPr>
+              <w:spacing w:before="0" w:after="0"/>
+            </w:pPr>
+            <w:r>
+              <w:rPr>
+                <w:rFonts w:ascii="BIZ UDPGothic" w:cs="BIZ UDPGothic" w:eastAsia="BIZ UDPGothic" w:hAnsi="BIZ UDPGothic"/>
+                <w:color w:val="404040"/>
+                <w:sz w:val="18"/>
+                <w:szCs w:val="18"/>
+              </w:rPr>
+              <w:t xml:space="preserve">EC2: systemctlサービス設定ファイルを元に戻してrestart</w:t>
+            </w:r>
+          </w:p>
+          <w:p>
+            <w:pPr>
+              <w:spacing w:before="0" w:after="0"/>
+            </w:pPr>
+            <w:r>
+              <w:rPr>
+                <w:rFonts w:ascii="BIZ UDPGothic" w:cs="BIZ UDPGothic" w:eastAsia="BIZ UDPGothic" w:hAnsi="BIZ UDPGothic"/>
+                <w:color w:val="404040"/>
+                <w:sz w:val="18"/>
+                <w:szCs w:val="18"/>
+              </w:rPr>
+              <w:t xml:space="preserve">Lambda: aws lambda update-function-configurationで元の値に戻す</w:t>
+            </w:r>
+          </w:p>
+        </w:tc>
+      </w:tr>
+      <w:tr>
+        <w:trPr>
+          <w:cantSplit/>
+        </w:trPr>
+        <w:tc>
+          <w:tcPr>
+            <w:tcW w:type="dxa" w:w="400"/>
+            <w:tcBorders>
+              <w:top w:val="single" w:color="CCCCCC" w:sz="4"/>
+              <w:left w:val="single" w:color="CCCCCC" w:sz="4"/>
+              <w:bottom w:val="single" w:color="CCCCCC" w:sz="4"/>
+              <w:right w:val="single" w:color="CCCCCC" w:sz="4"/>
+            </w:tcBorders>
+            <w:shd w:fill="FFFFFF" w:val="clear"/>
+            <w:tcMar>
+              <w:top w:type="dxa" w:w="80"/>
+              <w:left w:type="dxa" w:w="120"/>
+              <w:bottom w:type="dxa" w:w="80"/>
+              <w:right w:type="dxa" w:w="120"/>
+            </w:tcMar>
+            <w:vAlign w:val="center"/>
+          </w:tcPr>
+          <w:p>
+            <w:pPr>
+              <w:jc w:val="center"/>
+            </w:pPr>
+            <w:r>
+              <w:rPr>
+                <w:rFonts w:ascii="BIZ UDPGothic" w:cs="BIZ UDPGothic" w:eastAsia="BIZ UDPGothic" w:hAnsi="BIZ UDPGothic"/>
+                <w:b w:val="false"/>
+                <w:bCs w:val="false"/>
+                <w:color w:val="404040"/>
+                <w:sz w:val="18"/>
+                <w:szCs w:val="18"/>
+              </w:rPr>
+              <w:t xml:space="preserve">2</w:t>
+            </w:r>
+          </w:p>
+        </w:tc>
+        <w:tc>
+          <w:tcPr>
+            <w:tcW w:type="dxa" w:w="2200"/>
+            <w:tcBorders>
+              <w:top w:val="single" w:color="CCCCCC" w:sz="4"/>
+              <w:left w:val="single" w:color="CCCCCC" w:sz="4"/>
+              <w:bottom w:val="single" w:color="CCCCCC" w:sz="4"/>
+              <w:right w:val="single" w:color="CCCCCC" w:sz="4"/>
+            </w:tcBorders>
+            <w:shd w:fill="FFFFFF" w:val="clear"/>
+            <w:tcMar>
+              <w:top w:type="dxa" w:w="80"/>
+              <w:left w:type="dxa" w:w="120"/>
+              <w:bottom w:type="dxa" w:w="80"/>
+              <w:right w:type="dxa" w:w="120"/>
+            </w:tcMar>
+          </w:tcPr>
+          <w:p>
+            <w:pPr>
+              <w:spacing w:before="0" w:after="0"/>
+            </w:pPr>
+            <w:r>
+              <w:rPr>
+                <w:rFonts w:ascii="BIZ UDPGothic" w:cs="BIZ UDPGothic" w:eastAsia="BIZ UDPGothic" w:hAnsi="BIZ UDPGothic"/>
+                <w:color w:val="404040"/>
+                <w:sz w:val="18"/>
+                <w:szCs w:val="18"/>
+              </w:rPr>
+              <w:t xml:space="preserve">[事前] データバックアップ</w:t>
+            </w:r>
+          </w:p>
+          <w:p>
+            <w:pPr>
+              <w:spacing w:before="0" w:after="0"/>
+            </w:pPr>
+            <w:r>
+              <w:rPr>
+                <w:rFonts w:ascii="BIZ UDPGothic" w:cs="BIZ UDPGothic" w:eastAsia="BIZ UDPGothic" w:hAnsi="BIZ UDPGothic"/>
+                <w:color w:val="404040"/>
+                <w:sz w:val="18"/>
+                <w:szCs w:val="18"/>
+              </w:rPr>
+              <w:t xml:space="preserve">/ Sao lưu dữ liệu</w:t>
+            </w:r>
+          </w:p>
+        </w:tc>
+        <w:tc>
+          <w:tcPr>
+            <w:tcW w:type="dxa" w:w="6906"/>
+            <w:tcBorders>
+              <w:top w:val="single" w:color="CCCCCC" w:sz="4"/>
+              <w:left w:val="single" w:color="CCCCCC" w:sz="4"/>
+              <w:bottom w:val="single" w:color="CCCCCC" w:sz="4"/>
+              <w:right w:val="single" w:color="CCCCCC" w:sz="4"/>
+            </w:tcBorders>
+            <w:shd w:fill="FFFFFF" w:val="clear"/>
+            <w:tcMar>
+              <w:top w:type="dxa" w:w="80"/>
+              <w:left w:type="dxa" w:w="120"/>
+              <w:bottom w:type="dxa" w:w="80"/>
+              <w:right w:type="dxa" w:w="120"/>
+            </w:tcMar>
+          </w:tcPr>
+          <w:p>
+            <w:pPr>
+              <w:spacing w:before="0" w:after="0"/>
+            </w:pPr>
+            <w:r>
+              <w:rPr>
+                <w:rFonts w:ascii="BIZ UDPGothic" w:cs="BIZ UDPGothic" w:eastAsia="BIZ UDPGothic" w:hAnsi="BIZ UDPGothic"/>
+                <w:color w:val="404040"/>
+                <w:sz w:val="18"/>
+                <w:szCs w:val="18"/>
+              </w:rPr>
+              <w:t xml:space="preserve">変更前の環境変数一覧を記録</w:t>
+            </w:r>
+          </w:p>
+          <w:p>
+            <w:pPr>
+              <w:spacing w:before="0" w:after="0"/>
+            </w:pPr>
+            <w:r>
+              <w:rPr>
+                <w:rFonts w:ascii="BIZ UDPGothic" w:cs="BIZ UDPGothic" w:eastAsia="BIZ UDPGothic" w:hAnsi="BIZ UDPGothic"/>
+                <w:color w:val="404040"/>
+                <w:sz w:val="18"/>
+                <w:szCs w:val="18"/>
+              </w:rPr>
+              <w:t xml:space="preserve">EC2: cat /etc/systemd/system/&lt;service&gt;.service</w:t>
+            </w:r>
+          </w:p>
+          <w:p>
+            <w:pPr>
+              <w:spacing w:before="0" w:after="0"/>
+            </w:pPr>
+            <w:r>
+              <w:rPr>
+                <w:rFonts w:ascii="BIZ UDPGothic" w:cs="BIZ UDPGothic" w:eastAsia="BIZ UDPGothic" w:hAnsi="BIZ UDPGothic"/>
+                <w:color w:val="404040"/>
+                <w:sz w:val="18"/>
+                <w:szCs w:val="18"/>
+              </w:rPr>
+              <w:t xml:space="preserve">Lambda: aws lambda get-function-configuration</w:t>
+            </w:r>
+          </w:p>
+        </w:tc>
+      </w:tr>
+      <w:tr>
+        <w:trPr>
+          <w:cantSplit/>
+        </w:trPr>
+        <w:tc>
+          <w:tcPr>
+            <w:tcW w:type="dxa" w:w="400"/>
+            <w:tcBorders>
+              <w:top w:val="single" w:color="CCCCCC" w:sz="4"/>
+              <w:left w:val="single" w:color="CCCCCC" w:sz="4"/>
+              <w:bottom w:val="single" w:color="CCCCCC" w:sz="4"/>
+              <w:right w:val="single" w:color="CCCCCC" w:sz="4"/>
+            </w:tcBorders>
+            <w:shd w:fill="FFFFFF" w:val="clear"/>
+            <w:tcMar>
+              <w:top w:type="dxa" w:w="80"/>
+              <w:left w:type="dxa" w:w="120"/>
+              <w:bottom w:type="dxa" w:w="80"/>
+              <w:right w:type="dxa" w:w="120"/>
+            </w:tcMar>
+            <w:vAlign w:val="center"/>
+          </w:tcPr>
+          <w:p>
+            <w:pPr>
+              <w:jc w:val="center"/>
+            </w:pPr>
+            <w:r>
+              <w:rPr>
+                <w:rFonts w:ascii="BIZ UDPGothic" w:cs="BIZ UDPGothic" w:eastAsia="BIZ UDPGothic" w:hAnsi="BIZ UDPGothic"/>
+                <w:b w:val="false"/>
+                <w:bCs w:val="false"/>
+                <w:color w:val="404040"/>
+                <w:sz w:val="18"/>
+                <w:szCs w:val="18"/>
+              </w:rPr>
+              <w:t xml:space="preserve">3</w:t>
+            </w:r>
+          </w:p>
+        </w:tc>
+        <w:tc>
+          <w:tcPr>
+            <w:tcW w:type="dxa" w:w="2200"/>
+            <w:tcBorders>
+              <w:top w:val="single" w:color="CCCCCC" w:sz="4"/>
+              <w:left w:val="single" w:color="CCCCCC" w:sz="4"/>
+              <w:bottom w:val="single" w:color="CCCCCC" w:sz="4"/>
+              <w:right w:val="single" w:color="CCCCCC" w:sz="4"/>
+            </w:tcBorders>
+            <w:shd w:fill="FFFFFF" w:val="clear"/>
+            <w:tcMar>
+              <w:top w:type="dxa" w:w="80"/>
+              <w:left w:type="dxa" w:w="120"/>
+              <w:bottom w:type="dxa" w:w="80"/>
+              <w:right w:type="dxa" w:w="120"/>
+            </w:tcMar>
+          </w:tcPr>
+          <w:p>
+            <w:pPr>
+              <w:spacing w:before="0" w:after="0"/>
+            </w:pPr>
+            <w:r>
+              <w:rPr>
+                <w:rFonts w:ascii="BIZ UDPGothic" w:cs="BIZ UDPGothic" w:eastAsia="BIZ UDPGothic" w:hAnsi="BIZ UDPGothic"/>
+                <w:color w:val="404040"/>
+                <w:sz w:val="18"/>
+                <w:szCs w:val="18"/>
+              </w:rPr>
+              <w:t xml:space="preserve">[事前] AWS事前作業確認</w:t>
+            </w:r>
+          </w:p>
+          <w:p>
+            <w:pPr>
+              <w:spacing w:before="0" w:after="0"/>
+            </w:pPr>
+            <w:r>
+              <w:rPr>
+                <w:rFonts w:ascii="BIZ UDPGothic" w:cs="BIZ UDPGothic" w:eastAsia="BIZ UDPGothic" w:hAnsi="BIZ UDPGothic"/>
+                <w:color w:val="404040"/>
+                <w:sz w:val="18"/>
+                <w:szCs w:val="18"/>
+              </w:rPr>
+              <w:t xml:space="preserve">/ Xác nhận công việc AWS</w:t>
+            </w:r>
+          </w:p>
+        </w:tc>
+        <w:tc>
+          <w:tcPr>
+            <w:tcW w:type="dxa" w:w="6906"/>
+            <w:tcBorders>
+              <w:top w:val="single" w:color="CCCCCC" w:sz="4"/>
+              <w:left w:val="single" w:color="CCCCCC" w:sz="4"/>
+              <w:bottom w:val="single" w:color="CCCCCC" w:sz="4"/>
+              <w:right w:val="single" w:color="CCCCCC" w:sz="4"/>
+            </w:tcBorders>
+            <w:shd w:fill="FFFFFF" w:val="clear"/>
+            <w:tcMar>
+              <w:top w:type="dxa" w:w="80"/>
+              <w:left w:type="dxa" w:w="120"/>
+              <w:bottom w:type="dxa" w:w="80"/>
+              <w:right w:type="dxa" w:w="120"/>
+            </w:tcMar>
+          </w:tcPr>
+          <w:p>
+            <w:pPr>
+              <w:spacing w:before="0" w:after="0"/>
+            </w:pPr>
+            <w:r>
+              <w:rPr>
+                <w:rFonts w:ascii="BIZ UDPGothic" w:cs="BIZ UDPGothic" w:eastAsia="BIZ UDPGothic" w:hAnsi="BIZ UDPGothic"/>
+                <w:color w:val="404040"/>
+                <w:sz w:val="18"/>
+                <w:szCs w:val="18"/>
+              </w:rPr>
+              <w:t xml:space="preserve">PRDアカウント（332802448674）CloudShellアクセス確認</w:t>
+            </w:r>
+          </w:p>
+          <w:p>
+            <w:pPr>
+              <w:spacing w:before="0" w:after="0"/>
+            </w:pPr>
+            <w:r>
+              <w:rPr>
+                <w:rFonts w:ascii="BIZ UDPGothic" w:cs="BIZ UDPGothic" w:eastAsia="BIZ UDPGothic" w:hAnsi="BIZ UDPGothic"/>
+                <w:color w:val="404040"/>
+                <w:sz w:val="18"/>
+                <w:szCs w:val="18"/>
+              </w:rPr>
+              <w:t xml:space="preserve">STGアカウント（750735758916）CloudShellアクセス確認</w:t>
+            </w:r>
+          </w:p>
+          <w:p>
+            <w:pPr>
+              <w:spacing w:before="0" w:after="0"/>
+            </w:pPr>
+            <w:r>
+              <w:rPr>
+                <w:rFonts w:ascii="BIZ UDPGothic" w:cs="BIZ UDPGothic" w:eastAsia="BIZ UDPGothic" w:hAnsi="BIZ UDPGothic"/>
+                <w:color w:val="404040"/>
+                <w:sz w:val="18"/>
+                <w:szCs w:val="18"/>
+              </w:rPr>
+              <w:t xml:space="preserve">EC2 SSHアクセス確認（bastion経由）</w:t>
+            </w:r>
+          </w:p>
+        </w:tc>
+      </w:tr>
+      <w:tr>
+        <w:trPr>
+          <w:cantSplit/>
+        </w:trPr>
+        <w:tc>
+          <w:tcPr>
+            <w:tcW w:type="dxa" w:w="400"/>
+            <w:tcBorders>
+              <w:top w:val="single" w:color="CCCCCC" w:sz="4"/>
+              <w:left w:val="single" w:color="CCCCCC" w:sz="4"/>
+              <w:bottom w:val="single" w:color="CCCCCC" w:sz="4"/>
+              <w:right w:val="single" w:color="CCCCCC" w:sz="4"/>
+            </w:tcBorders>
+            <w:shd w:fill="FFFFFF" w:val="clear"/>
+            <w:tcMar>
+              <w:top w:type="dxa" w:w="80"/>
+              <w:left w:type="dxa" w:w="120"/>
+              <w:bottom w:type="dxa" w:w="80"/>
+              <w:right w:type="dxa" w:w="120"/>
+            </w:tcMar>
+            <w:vAlign w:val="center"/>
+          </w:tcPr>
+          <w:p>
+            <w:pPr>
+              <w:jc w:val="center"/>
+            </w:pPr>
+            <w:r>
+              <w:rPr>
+                <w:rFonts w:ascii="BIZ UDPGothic" w:cs="BIZ UDPGothic" w:eastAsia="BIZ UDPGothic" w:hAnsi="BIZ UDPGothic"/>
+                <w:b w:val="false"/>
+                <w:bCs w:val="false"/>
+                <w:color w:val="404040"/>
+                <w:sz w:val="18"/>
+                <w:szCs w:val="18"/>
+              </w:rPr>
+              <w:t xml:space="preserve">4</w:t>
+            </w:r>
+          </w:p>
+        </w:tc>
+        <w:tc>
+          <w:tcPr>
+            <w:tcW w:type="dxa" w:w="2200"/>
+            <w:tcBorders>
+              <w:top w:val="single" w:color="CCCCCC" w:sz="4"/>
+              <w:left w:val="single" w:color="CCCCCC" w:sz="4"/>
+              <w:bottom w:val="single" w:color="CCCCCC" w:sz="4"/>
+              <w:right w:val="single" w:color="CCCCCC" w:sz="4"/>
+            </w:tcBorders>
+            <w:shd w:fill="FFFFFF" w:val="clear"/>
+            <w:tcMar>
+              <w:top w:type="dxa" w:w="80"/>
+              <w:left w:type="dxa" w:w="120"/>
+              <w:bottom w:type="dxa" w:w="80"/>
+              <w:right w:type="dxa" w:w="120"/>
+            </w:tcMar>
+          </w:tcPr>
+          <w:p>
+            <w:pPr>
+              <w:spacing w:before="0" w:after="0"/>
+            </w:pPr>
+            <w:r>
+              <w:rPr>
+                <w:rFonts w:ascii="BIZ UDPGothic" w:cs="BIZ UDPGothic" w:eastAsia="BIZ UDPGothic" w:hAnsi="BIZ UDPGothic"/>
+                <w:color w:val="404040"/>
+                <w:sz w:val="18"/>
+                <w:szCs w:val="18"/>
+              </w:rPr>
+              <w:t xml:space="preserve">[事前] デプロイタイムライン</w:t>
+            </w:r>
+          </w:p>
+          <w:p>
+            <w:pPr>
+              <w:spacing w:before="0" w:after="0"/>
+            </w:pPr>
+            <w:r>
+              <w:rPr>
+                <w:rFonts w:ascii="BIZ UDPGothic" w:cs="BIZ UDPGothic" w:eastAsia="BIZ UDPGothic" w:hAnsi="BIZ UDPGothic"/>
+                <w:color w:val="404040"/>
+                <w:sz w:val="18"/>
+                <w:szCs w:val="18"/>
+              </w:rPr>
+              <w:t xml:space="preserve">/ Timeline triển khai</w:t>
+            </w:r>
+          </w:p>
+        </w:tc>
+        <w:tc>
+          <w:tcPr>
+            <w:tcW w:type="dxa" w:w="6906"/>
+            <w:tcBorders>
+              <w:top w:val="single" w:color="CCCCCC" w:sz="4"/>
+              <w:left w:val="single" w:color="CCCCCC" w:sz="4"/>
+              <w:bottom w:val="single" w:color="CCCCCC" w:sz="4"/>
+              <w:right w:val="single" w:color="CCCCCC" w:sz="4"/>
+            </w:tcBorders>
+            <w:shd w:fill="FFFFFF" w:val="clear"/>
+            <w:tcMar>
+              <w:top w:type="dxa" w:w="80"/>
+              <w:left w:type="dxa" w:w="120"/>
+              <w:bottom w:type="dxa" w:w="80"/>
+              <w:right w:type="dxa" w:w="120"/>
+            </w:tcMar>
+          </w:tcPr>
+          <w:p>
+            <w:pPr>
+              <w:spacing w:before="0" w:after="0"/>
+            </w:pPr>
+            <w:r>
+              <w:rPr>
+                <w:rFonts w:ascii="BIZ UDPGothic" w:cs="BIZ UDPGothic" w:eastAsia="BIZ UDPGothic" w:hAnsi="BIZ UDPGothic"/>
+                <w:color w:val="404040"/>
+                <w:sz w:val="18"/>
+                <w:szCs w:val="18"/>
+              </w:rPr>
+              <w:t xml:space="preserve">① PRD環境設定変更: 30分</w:t>
+            </w:r>
+          </w:p>
+          <w:p>
+            <w:pPr>
+              <w:spacing w:before="0" w:after="0"/>
+            </w:pPr>
+            <w:r>
+              <w:rPr>
+                <w:rFonts w:ascii="BIZ UDPGothic" w:cs="BIZ UDPGothic" w:eastAsia="BIZ UDPGothic" w:hAnsi="BIZ UDPGothic"/>
+                <w:color w:val="404040"/>
+                <w:sz w:val="18"/>
+                <w:szCs w:val="18"/>
+              </w:rPr>
+              <w:t xml:space="preserve">② STG環境設定変更: 30分</w:t>
+            </w:r>
+          </w:p>
+          <w:p>
+            <w:pPr>
+              <w:spacing w:before="0" w:after="0"/>
+            </w:pPr>
+            <w:r>
+              <w:rPr>
+                <w:rFonts w:ascii="BIZ UDPGothic" w:cs="BIZ UDPGothic" w:eastAsia="BIZ UDPGothic" w:hAnsi="BIZ UDPGothic"/>
+                <w:color w:val="404040"/>
+                <w:sz w:val="18"/>
+                <w:szCs w:val="18"/>
+              </w:rPr>
+              <w:t xml:space="preserve">③ 動作確認: 30分</w:t>
+            </w:r>
+          </w:p>
+          <w:p>
+            <w:pPr>
+              <w:spacing w:before="0" w:after="0"/>
+            </w:pPr>
+            <w:r>
+              <w:rPr>
+                <w:rFonts w:ascii="BIZ UDPGothic" w:cs="BIZ UDPGothic" w:eastAsia="BIZ UDPGothic" w:hAnsi="BIZ UDPGothic"/>
+                <w:color w:val="404040"/>
+                <w:sz w:val="18"/>
+                <w:szCs w:val="18"/>
+              </w:rPr>
+              <w:t xml:space="preserve">合計: 約1.5時間</w:t>
+            </w:r>
+          </w:p>
+        </w:tc>
+      </w:tr>
+      <w:tr>
+        <w:trPr>
+          <w:cantSplit/>
+        </w:trPr>
+        <w:tc>
+          <w:tcPr>
+            <w:tcW w:type="dxa" w:w="400"/>
+            <w:tcBorders>
+              <w:top w:val="single" w:color="CCCCCC" w:sz="4"/>
+              <w:left w:val="single" w:color="CCCCCC" w:sz="4"/>
+              <w:bottom w:val="single" w:color="CCCCCC" w:sz="4"/>
+              <w:right w:val="single" w:color="CCCCCC" w:sz="4"/>
+            </w:tcBorders>
+            <w:shd w:fill="FFFFFF" w:val="clear"/>
+            <w:tcMar>
+              <w:top w:type="dxa" w:w="80"/>
+              <w:left w:type="dxa" w:w="120"/>
+              <w:bottom w:type="dxa" w:w="80"/>
+              <w:right w:type="dxa" w:w="120"/>
+            </w:tcMar>
+            <w:vAlign w:val="center"/>
+          </w:tcPr>
+          <w:p>
+            <w:pPr>
+              <w:jc w:val="center"/>
+            </w:pPr>
+            <w:r>
+              <w:rPr>
+                <w:rFonts w:ascii="BIZ UDPGothic" w:cs="BIZ UDPGothic" w:eastAsia="BIZ UDPGothic" w:hAnsi="BIZ UDPGothic"/>
+                <w:b w:val="false"/>
+                <w:bCs w:val="false"/>
+                <w:color w:val="404040"/>
+                <w:sz w:val="18"/>
+                <w:szCs w:val="18"/>
+              </w:rPr>
+              <w:t xml:space="preserve">5</w:t>
+            </w:r>
+          </w:p>
+        </w:tc>
+        <w:tc>
+          <w:tcPr>
+            <w:tcW w:type="dxa" w:w="2200"/>
+            <w:tcBorders>
+              <w:top w:val="single" w:color="CCCCCC" w:sz="4"/>
+              <w:left w:val="single" w:color="CCCCCC" w:sz="4"/>
+              <w:bottom w:val="single" w:color="CCCCCC" w:sz="4"/>
+              <w:right w:val="single" w:color="CCCCCC" w:sz="4"/>
+            </w:tcBorders>
+            <w:shd w:fill="FFFFFF" w:val="clear"/>
+            <w:tcMar>
+              <w:top w:type="dxa" w:w="80"/>
+              <w:left w:type="dxa" w:w="120"/>
+              <w:bottom w:type="dxa" w:w="80"/>
+              <w:right w:type="dxa" w:w="120"/>
+            </w:tcMar>
+          </w:tcPr>
+          <w:p>
+            <w:pPr>
+              <w:spacing w:before="0" w:after="0"/>
+            </w:pPr>
+            <w:r>
+              <w:rPr>
+                <w:rFonts w:ascii="BIZ UDPGothic" w:cs="BIZ UDPGothic" w:eastAsia="BIZ UDPGothic" w:hAnsi="BIZ UDPGothic"/>
+                <w:color w:val="404040"/>
+                <w:sz w:val="18"/>
+                <w:szCs w:val="18"/>
+              </w:rPr>
+              <w:t xml:space="preserve">[事前] 担当者確認</w:t>
+            </w:r>
+          </w:p>
+          <w:p>
+            <w:pPr>
+              <w:spacing w:before="0" w:after="0"/>
+            </w:pPr>
+            <w:r>
+              <w:rPr>
+                <w:rFonts w:ascii="BIZ UDPGothic" w:cs="BIZ UDPGothic" w:eastAsia="BIZ UDPGothic" w:hAnsi="BIZ UDPGothic"/>
+                <w:color w:val="404040"/>
+                <w:sz w:val="18"/>
+                <w:szCs w:val="18"/>
+              </w:rPr>
+              <w:t xml:space="preserve">/ Xác nhận người phụ trách</w:t>
+            </w:r>
+          </w:p>
+        </w:tc>
+        <w:tc>
+          <w:tcPr>
+            <w:tcW w:type="dxa" w:w="6906"/>
+            <w:tcBorders>
+              <w:top w:val="single" w:color="CCCCCC" w:sz="4"/>
+              <w:left w:val="single" w:color="CCCCCC" w:sz="4"/>
+              <w:bottom w:val="single" w:color="CCCCCC" w:sz="4"/>
+              <w:right w:val="single" w:color="CCCCCC" w:sz="4"/>
+            </w:tcBorders>
+            <w:shd w:fill="FFFFFF" w:val="clear"/>
+            <w:tcMar>
+              <w:top w:type="dxa" w:w="80"/>
+              <w:left w:type="dxa" w:w="120"/>
+              <w:bottom w:type="dxa" w:w="80"/>
+              <w:right w:type="dxa" w:w="120"/>
+            </w:tcMar>
+          </w:tcPr>
+          <w:p>
+            <w:pPr>
+              <w:spacing w:before="0" w:after="0"/>
+            </w:pPr>
+            <w:r>
+              <w:rPr>
+                <w:rFonts w:ascii="BIZ UDPGothic" w:cs="BIZ UDPGothic" w:eastAsia="BIZ UDPGothic" w:hAnsi="BIZ UDPGothic"/>
+                <w:color w:val="404040"/>
+                <w:sz w:val="18"/>
+                <w:szCs w:val="18"/>
+              </w:rPr>
+              <w:t xml:space="preserve">作業: Thanh Nguyên</w:t>
+            </w:r>
+          </w:p>
+          <w:p>
+            <w:pPr>
+              <w:spacing w:before="0" w:after="0"/>
+            </w:pPr>
+            <w:r>
+              <w:rPr>
+                <w:rFonts w:ascii="BIZ UDPGothic" w:cs="BIZ UDPGothic" w:eastAsia="BIZ UDPGothic" w:hAnsi="BIZ UDPGothic"/>
+                <w:color w:val="404040"/>
+                <w:sz w:val="18"/>
+                <w:szCs w:val="18"/>
+              </w:rPr>
+              <w:t xml:space="preserve">レビュー: きよはら</w:t>
+            </w:r>
+          </w:p>
+          <w:p>
+            <w:pPr>
+              <w:spacing w:before="0" w:after="0"/>
+            </w:pPr>
+            <w:r>
+              <w:rPr>
+                <w:rFonts w:ascii="BIZ UDPGothic" w:cs="BIZ UDPGothic" w:eastAsia="BIZ UDPGothic" w:hAnsi="BIZ UDPGothic"/>
+                <w:color w:val="404040"/>
+                <w:sz w:val="18"/>
+                <w:szCs w:val="18"/>
+              </w:rPr>
+              <w:t xml:space="preserve">立会: きよはら（本番環境変更のため）</w:t>
+            </w:r>
+          </w:p>
+        </w:tc>
+      </w:tr>
+      <w:tr>
+        <w:trPr>
+          <w:cantSplit/>
+        </w:trPr>
+        <w:tc>
+          <w:tcPr>
+            <w:tcW w:type="dxa" w:w="400"/>
+            <w:tcBorders>
+              <w:top w:val="single" w:color="CCCCCC" w:sz="4"/>
+              <w:left w:val="single" w:color="CCCCCC" w:sz="4"/>
+              <w:bottom w:val="single" w:color="CCCCCC" w:sz="4"/>
+              <w:right w:val="single" w:color="CCCCCC" w:sz="4"/>
+            </w:tcBorders>
+            <w:shd w:fill="FFFFFF" w:val="clear"/>
+            <w:tcMar>
+              <w:top w:type="dxa" w:w="80"/>
+              <w:left w:type="dxa" w:w="120"/>
+              <w:bottom w:type="dxa" w:w="80"/>
+              <w:right w:type="dxa" w:w="120"/>
+            </w:tcMar>
+            <w:vAlign w:val="center"/>
+          </w:tcPr>
+          <w:p>
+            <w:pPr>
+              <w:jc w:val="center"/>
+            </w:pPr>
+            <w:r>
+              <w:rPr>
+                <w:rFonts w:ascii="BIZ UDPGothic" w:cs="BIZ UDPGothic" w:eastAsia="BIZ UDPGothic" w:hAnsi="BIZ UDPGothic"/>
+                <w:b w:val="false"/>
+                <w:bCs w:val="false"/>
+                <w:color w:val="404040"/>
+                <w:sz w:val="18"/>
+                <w:szCs w:val="18"/>
+              </w:rPr>
+              <w:t xml:space="preserve">6</w:t>
+            </w:r>
+          </w:p>
+        </w:tc>
+        <w:tc>
+          <w:tcPr>
+            <w:tcW w:type="dxa" w:w="2200"/>
+            <w:tcBorders>
+              <w:top w:val="single" w:color="CCCCCC" w:sz="4"/>
+              <w:left w:val="single" w:color="CCCCCC" w:sz="4"/>
+              <w:bottom w:val="single" w:color="CCCCCC" w:sz="4"/>
+              <w:right w:val="single" w:color="CCCCCC" w:sz="4"/>
+            </w:tcBorders>
+            <w:shd w:fill="FFFFFF" w:val="clear"/>
+            <w:tcMar>
+              <w:top w:type="dxa" w:w="80"/>
+              <w:left w:type="dxa" w:w="120"/>
+              <w:bottom w:type="dxa" w:w="80"/>
+              <w:right w:type="dxa" w:w="120"/>
+            </w:tcMar>
+          </w:tcPr>
+          <w:p>
+            <w:pPr>
+              <w:spacing w:before="0" w:after="0"/>
+            </w:pPr>
+            <w:r>
+              <w:rPr>
+                <w:rFonts w:ascii="BIZ UDPGothic" w:cs="BIZ UDPGothic" w:eastAsia="BIZ UDPGothic" w:hAnsi="BIZ UDPGothic"/>
+                <w:color w:val="404040"/>
+                <w:sz w:val="18"/>
+                <w:szCs w:val="18"/>
+              </w:rPr>
+              <w:t xml:space="preserve">[事後] デプロイ後確認</w:t>
+            </w:r>
+          </w:p>
+          <w:p>
+            <w:pPr>
+              <w:spacing w:before="0" w:after="0"/>
+            </w:pPr>
+            <w:r>
+              <w:rPr>
+                <w:rFonts w:ascii="BIZ UDPGothic" w:cs="BIZ UDPGothic" w:eastAsia="BIZ UDPGothic" w:hAnsi="BIZ UDPGothic"/>
+                <w:color w:val="404040"/>
+                <w:sz w:val="18"/>
+                <w:szCs w:val="18"/>
+              </w:rPr>
+              <w:t xml:space="preserve">/ Kiểm tra sau deploy</w:t>
+            </w:r>
+          </w:p>
+        </w:tc>
+        <w:tc>
+          <w:tcPr>
+            <w:tcW w:type="dxa" w:w="6906"/>
+            <w:tcBorders>
+              <w:top w:val="single" w:color="CCCCCC" w:sz="4"/>
+              <w:left w:val="single" w:color="CCCCCC" w:sz="4"/>
+              <w:bottom w:val="single" w:color="CCCCCC" w:sz="4"/>
+              <w:right w:val="single" w:color="CCCCCC" w:sz="4"/>
+            </w:tcBorders>
+            <w:shd w:fill="FFFFFF" w:val="clear"/>
+            <w:tcMar>
+              <w:top w:type="dxa" w:w="80"/>
+              <w:left w:type="dxa" w:w="120"/>
+              <w:bottom w:type="dxa" w:w="80"/>
+              <w:right w:type="dxa" w:w="120"/>
+            </w:tcMar>
+          </w:tcPr>
+          <w:p>
+            <w:pPr>
+              <w:spacing w:before="0" w:after="0"/>
+            </w:pPr>
+            <w:r>
+              <w:rPr>
+                <w:rFonts w:ascii="BIZ UDPGothic" w:cs="BIZ UDPGothic" w:eastAsia="BIZ UDPGothic" w:hAnsi="BIZ UDPGothic"/>
+                <w:color w:val="404040"/>
+                <w:sz w:val="18"/>
+                <w:szCs w:val="18"/>
+              </w:rPr>
+              <w:t xml:space="preserve">□ PRD/STG 環境変数が正しく設定されていること</w:t>
+            </w:r>
+          </w:p>
+          <w:p>
+            <w:pPr>
+              <w:spacing w:before="0" w:after="0"/>
+            </w:pPr>
+            <w:r>
+              <w:rPr>
+                <w:rFonts w:ascii="BIZ UDPGothic" w:cs="BIZ UDPGothic" w:eastAsia="BIZ UDPGothic" w:hAnsi="BIZ UDPGothic"/>
+                <w:color w:val="404040"/>
+                <w:sz w:val="18"/>
+                <w:szCs w:val="18"/>
+              </w:rPr>
+              <w:t xml:space="preserve">□ EC2サービスが正常起動していること</w:t>
+            </w:r>
+          </w:p>
+          <w:p>
+            <w:pPr>
+              <w:spacing w:before="0" w:after="0"/>
+            </w:pPr>
+            <w:r>
+              <w:rPr>
+                <w:rFonts w:ascii="BIZ UDPGothic" w:cs="BIZ UDPGothic" w:eastAsia="BIZ UDPGothic" w:hAnsi="BIZ UDPGothic"/>
+                <w:color w:val="404040"/>
+                <w:sz w:val="18"/>
+                <w:szCs w:val="18"/>
+              </w:rPr>
+              <w:t xml:space="preserve">□ Lambda関数が正常実行されること</w:t>
+            </w:r>
+          </w:p>
+          <w:p>
+            <w:pPr>
+              <w:spacing w:before="0" w:after="0"/>
+            </w:pPr>
+            <w:r>
+              <w:rPr>
+                <w:rFonts w:ascii="BIZ UDPGothic" w:cs="BIZ UDPGothic" w:eastAsia="BIZ UDPGothic" w:hAnsi="BIZ UDPGothic"/>
+                <w:color w:val="404040"/>
+                <w:sz w:val="18"/>
+                <w:szCs w:val="18"/>
+              </w:rPr>
+              <w:t xml:space="preserve">□ フロントエンドからAPI接続が正常であること</w:t>
+            </w:r>
+          </w:p>
+        </w:tc>
+      </w:tr>
+      <w:tr>
+        <w:trPr>
+          <w:cantSplit/>
+        </w:trPr>
+        <w:tc>
+          <w:tcPr>
+            <w:tcW w:type="dxa" w:w="400"/>
+            <w:tcBorders>
+              <w:top w:val="single" w:color="CCCCCC" w:sz="4"/>
+              <w:left w:val="single" w:color="CCCCCC" w:sz="4"/>
+              <w:bottom w:val="single" w:color="CCCCCC" w:sz="4"/>
+              <w:right w:val="single" w:color="CCCCCC" w:sz="4"/>
+            </w:tcBorders>
+            <w:shd w:fill="FFFFFF" w:val="clear"/>
+            <w:tcMar>
+              <w:top w:type="dxa" w:w="80"/>
+              <w:left w:type="dxa" w:w="120"/>
+              <w:bottom w:type="dxa" w:w="80"/>
+              <w:right w:type="dxa" w:w="120"/>
+            </w:tcMar>
+            <w:vAlign w:val="center"/>
+          </w:tcPr>
+          <w:p>
+            <w:pPr>
+              <w:jc w:val="center"/>
+            </w:pPr>
+            <w:r>
+              <w:rPr>
+                <w:rFonts w:ascii="BIZ UDPGothic" w:cs="BIZ UDPGothic" w:eastAsia="BIZ UDPGothic" w:hAnsi="BIZ UDPGothic"/>
+                <w:b w:val="false"/>
+                <w:bCs w:val="false"/>
+                <w:color w:val="404040"/>
+                <w:sz w:val="18"/>
+                <w:szCs w:val="18"/>
+              </w:rPr>
+              <w:t xml:space="preserve">7</w:t>
+            </w:r>
+          </w:p>
+        </w:tc>
+        <w:tc>
+          <w:tcPr>
+            <w:tcW w:type="dxa" w:w="2200"/>
+            <w:tcBorders>
+              <w:top w:val="single" w:color="CCCCCC" w:sz="4"/>
+              <w:left w:val="single" w:color="CCCCCC" w:sz="4"/>
+              <w:bottom w:val="single" w:color="CCCCCC" w:sz="4"/>
+              <w:right w:val="single" w:color="CCCCCC" w:sz="4"/>
+            </w:tcBorders>
+            <w:shd w:fill="FFFFFF" w:val="clear"/>
+            <w:tcMar>
+              <w:top w:type="dxa" w:w="80"/>
+              <w:left w:type="dxa" w:w="120"/>
+              <w:bottom w:type="dxa" w:w="80"/>
+              <w:right w:type="dxa" w:w="120"/>
+            </w:tcMar>
+          </w:tcPr>
+          <w:p>
+            <w:pPr>
+              <w:spacing w:before="0" w:after="0"/>
+            </w:pPr>
+            <w:r>
+              <w:rPr>
+                <w:rFonts w:ascii="BIZ UDPGothic" w:cs="BIZ UDPGothic" w:eastAsia="BIZ UDPGothic" w:hAnsi="BIZ UDPGothic"/>
+                <w:color w:val="404040"/>
+                <w:sz w:val="18"/>
+                <w:szCs w:val="18"/>
+              </w:rPr>
+              <w:t xml:space="preserve">[事後] Go-Live後の監視</w:t>
+            </w:r>
+          </w:p>
+          <w:p>
+            <w:pPr>
+              <w:spacing w:before="0" w:after="0"/>
+            </w:pPr>
+            <w:r>
+              <w:rPr>
+                <w:rFonts w:ascii="BIZ UDPGothic" w:cs="BIZ UDPGothic" w:eastAsia="BIZ UDPGothic" w:hAnsi="BIZ UDPGothic"/>
+                <w:color w:val="404040"/>
+                <w:sz w:val="18"/>
+                <w:szCs w:val="18"/>
+              </w:rPr>
+              <w:t xml:space="preserve">/ Giám sát sau Go-Live</w:t>
+            </w:r>
+          </w:p>
+        </w:tc>
+        <w:tc>
+          <w:tcPr>
+            <w:tcW w:type="dxa" w:w="6906"/>
+            <w:tcBorders>
+              <w:top w:val="single" w:color="CCCCCC" w:sz="4"/>
+              <w:left w:val="single" w:color="CCCCCC" w:sz="4"/>
+              <w:bottom w:val="single" w:color="CCCCCC" w:sz="4"/>
+              <w:right w:val="single" w:color="CCCCCC" w:sz="4"/>
+            </w:tcBorders>
+            <w:shd w:fill="FFFFFF" w:val="clear"/>
+            <w:tcMar>
+              <w:top w:type="dxa" w:w="80"/>
+              <w:left w:type="dxa" w:w="120"/>
+              <w:bottom w:type="dxa" w:w="80"/>
+              <w:right w:type="dxa" w:w="120"/>
+            </w:tcMar>
+          </w:tcPr>
+          <w:p>
+            <w:pPr>
+              <w:spacing w:before="0" w:after="0"/>
+            </w:pPr>
+            <w:r>
+              <w:rPr>
+                <w:rFonts w:ascii="BIZ UDPGothic" w:cs="BIZ UDPGothic" w:eastAsia="BIZ UDPGothic" w:hAnsi="BIZ UDPGothic"/>
+                <w:color w:val="404040"/>
+                <w:sz w:val="18"/>
+                <w:szCs w:val="18"/>
+              </w:rPr>
+              <w:t xml:space="preserve">監視期間: 作業後1週間</w:t>
+            </w:r>
+          </w:p>
+          <w:p>
+            <w:pPr>
+              <w:spacing w:before="0" w:after="0"/>
+            </w:pPr>
+            <w:r>
+              <w:rPr>
+                <w:rFonts w:ascii="BIZ UDPGothic" w:cs="BIZ UDPGothic" w:eastAsia="BIZ UDPGothic" w:hAnsi="BIZ UDPGothic"/>
+                <w:color w:val="404040"/>
+                <w:sz w:val="18"/>
+                <w:szCs w:val="18"/>
+              </w:rPr>
+              <w:t xml:space="preserve">確認方法: CloudWatchログ + アプリ動作確認</w:t>
+            </w:r>
+          </w:p>
+          <w:p>
+            <w:pPr>
+              <w:spacing w:before="0" w:after="0"/>
+            </w:pPr>
+            <w:r>
+              <w:rPr>
+                <w:rFonts w:ascii="BIZ UDPGothic" w:cs="BIZ UDPGothic" w:eastAsia="BIZ UDPGothic" w:hAnsi="BIZ UDPGothic"/>
+                <w:color w:val="404040"/>
+                <w:sz w:val="18"/>
+                <w:szCs w:val="18"/>
+              </w:rPr>
+              <w:t xml:space="preserve">異常時: 環境変数を旧値に戻す</w:t>
+            </w:r>
+          </w:p>
+        </w:tc>
+      </w:tr>
+      <w:tr>
+        <w:trPr>
+          <w:cantSplit/>
+        </w:trPr>
+        <w:tc>
+          <w:tcPr>
+            <w:tcW w:type="dxa" w:w="400"/>
+            <w:tcBorders>
+              <w:top w:val="single" w:color="CCCCCC" w:sz="4"/>
+              <w:left w:val="single" w:color="CCCCCC" w:sz="4"/>
+              <w:bottom w:val="single" w:color="CCCCCC" w:sz="4"/>
+              <w:right w:val="single" w:color="CCCCCC" w:sz="4"/>
+            </w:tcBorders>
+            <w:shd w:fill="FFFFFF" w:val="clear"/>
+            <w:tcMar>
+              <w:top w:type="dxa" w:w="80"/>
+              <w:left w:type="dxa" w:w="120"/>
+              <w:bottom w:type="dxa" w:w="80"/>
+              <w:right w:type="dxa" w:w="120"/>
+            </w:tcMar>
+            <w:vAlign w:val="center"/>
+          </w:tcPr>
+          <w:p>
+            <w:pPr>
+              <w:jc w:val="center"/>
+            </w:pPr>
+            <w:r>
+              <w:rPr>
+                <w:rFonts w:ascii="BIZ UDPGothic" w:cs="BIZ UDPGothic" w:eastAsia="BIZ UDPGothic" w:hAnsi="BIZ UDPGothic"/>
+                <w:b w:val="false"/>
+                <w:bCs w:val="false"/>
+                <w:color w:val="404040"/>
+                <w:sz w:val="18"/>
+                <w:szCs w:val="18"/>
+              </w:rPr>
+              <w:t xml:space="preserve">8</w:t>
+            </w:r>
+          </w:p>
+        </w:tc>
+        <w:tc>
+          <w:tcPr>
+            <w:tcW w:type="dxa" w:w="2200"/>
+            <w:tcBorders>
+              <w:top w:val="single" w:color="CCCCCC" w:sz="4"/>
+              <w:left w:val="single" w:color="CCCCCC" w:sz="4"/>
+              <w:bottom w:val="single" w:color="CCCCCC" w:sz="4"/>
+              <w:right w:val="single" w:color="CCCCCC" w:sz="4"/>
+            </w:tcBorders>
+            <w:shd w:fill="FFFFFF" w:val="clear"/>
+            <w:tcMar>
+              <w:top w:type="dxa" w:w="80"/>
+              <w:left w:type="dxa" w:w="120"/>
+              <w:bottom w:type="dxa" w:w="80"/>
+              <w:right w:type="dxa" w:w="120"/>
+            </w:tcMar>
+          </w:tcPr>
+          <w:p>
+            <w:pPr>
+              <w:spacing w:before="0" w:after="0"/>
+            </w:pPr>
+            <w:r>
+              <w:rPr>
+                <w:rFonts w:ascii="BIZ UDPGothic" w:cs="BIZ UDPGothic" w:eastAsia="BIZ UDPGothic" w:hAnsi="BIZ UDPGothic"/>
+                <w:color w:val="404040"/>
+                <w:sz w:val="18"/>
+                <w:szCs w:val="18"/>
+              </w:rPr>
+              <w:t xml:space="preserve">[参考] テストシナリオ</w:t>
+            </w:r>
+          </w:p>
+          <w:p>
+            <w:pPr>
+              <w:spacing w:before="0" w:after="0"/>
+            </w:pPr>
+            <w:r>
+              <w:rPr>
+                <w:rFonts w:ascii="BIZ UDPGothic" w:cs="BIZ UDPGothic" w:eastAsia="BIZ UDPGothic" w:hAnsi="BIZ UDPGothic"/>
+                <w:color w:val="404040"/>
+                <w:sz w:val="18"/>
+                <w:szCs w:val="18"/>
+              </w:rPr>
+              <w:t xml:space="preserve">/ Kịch bản kiểm thử</w:t>
+            </w:r>
+          </w:p>
+        </w:tc>
+        <w:tc>
+          <w:tcPr>
+            <w:tcW w:type="dxa" w:w="6906"/>
+            <w:tcBorders>
+              <w:top w:val="single" w:color="CCCCCC" w:sz="4"/>
+              <w:left w:val="single" w:color="CCCCCC" w:sz="4"/>
+              <w:bottom w:val="single" w:color="CCCCCC" w:sz="4"/>
+              <w:right w:val="single" w:color="CCCCCC" w:sz="4"/>
+            </w:tcBorders>
+            <w:shd w:fill="FFFFFF" w:val="clear"/>
+            <w:tcMar>
+              <w:top w:type="dxa" w:w="80"/>
+              <w:left w:type="dxa" w:w="120"/>
+              <w:bottom w:type="dxa" w:w="80"/>
+              <w:right w:type="dxa" w:w="120"/>
+            </w:tcMar>
+          </w:tcPr>
+          <w:p>
+            <w:pPr>
+              <w:spacing w:before="0" w:after="0"/>
+            </w:pPr>
+            <w:r>
+              <w:rPr>
+                <w:rFonts w:ascii="BIZ UDPGothic" w:cs="BIZ UDPGothic" w:eastAsia="BIZ UDPGothic" w:hAnsi="BIZ UDPGothic"/>
+                <w:color w:val="404040"/>
+                <w:sz w:val="18"/>
+                <w:szCs w:val="18"/>
+              </w:rPr>
+              <w:t xml:space="preserve">T1: PRD環境変数確認</w:t>
+            </w:r>
+          </w:p>
+          <w:p>
+            <w:pPr>
+              <w:spacing w:before="0" w:after="0"/>
+            </w:pPr>
+            <w:r>
+              <w:rPr>
+                <w:rFonts w:ascii="BIZ UDPGothic" w:cs="BIZ UDPGothic" w:eastAsia="BIZ UDPGothic" w:hAnsi="BIZ UDPGothic"/>
+                <w:color w:val="404040"/>
+                <w:sz w:val="18"/>
+                <w:szCs w:val="18"/>
+              </w:rPr>
+              <w:t xml:space="preserve">T2: STG環境変数確認</w:t>
+            </w:r>
+          </w:p>
+          <w:p>
+            <w:pPr>
+              <w:spacing w:before="0" w:after="0"/>
+            </w:pPr>
+            <w:r>
+              <w:rPr>
+                <w:rFonts w:ascii="BIZ UDPGothic" w:cs="BIZ UDPGothic" w:eastAsia="BIZ UDPGothic" w:hAnsi="BIZ UDPGothic"/>
+                <w:color w:val="404040"/>
+                <w:sz w:val="18"/>
+                <w:szCs w:val="18"/>
+              </w:rPr>
+              <w:t xml:space="preserve">T3: EC2サービス起動確認</w:t>
+            </w:r>
+          </w:p>
+          <w:p>
+            <w:pPr>
+              <w:spacing w:before="0" w:after="0"/>
+            </w:pPr>
+            <w:r>
+              <w:rPr>
+                <w:rFonts w:ascii="BIZ UDPGothic" w:cs="BIZ UDPGothic" w:eastAsia="BIZ UDPGothic" w:hAnsi="BIZ UDPGothic"/>
+                <w:color w:val="404040"/>
+                <w:sz w:val="18"/>
+                <w:szCs w:val="18"/>
+              </w:rPr>
+              <w:t xml:space="preserve">T4: Lambda実行確認</w:t>
+            </w:r>
+          </w:p>
+          <w:p>
+            <w:pPr>
+              <w:spacing w:before="0" w:after="0"/>
+            </w:pPr>
+            <w:r>
+              <w:rPr>
+                <w:rFonts w:ascii="BIZ UDPGothic" w:cs="BIZ UDPGothic" w:eastAsia="BIZ UDPGothic" w:hAnsi="BIZ UDPGothic"/>
+                <w:color w:val="404040"/>
+                <w:sz w:val="18"/>
+                <w:szCs w:val="18"/>
+              </w:rPr>
+              <w:t xml:space="preserve">T5: API接続確認</w:t>
+            </w:r>
+          </w:p>
+        </w:tc>
+      </w:tr>
+    </w:tbl>
     <w:p>
       <w:pPr>
         <w:spacing w:before="100" w:after="100"/>
